--- a/materialien/Welt3_Maschinenzeitalter/5_Loesungen/KR_W3_Akte2_Blockchiffre_Baukasten_LSG.docx
+++ b/materialien/Welt3_Maschinenzeitalter/5_Loesungen/KR_W3_Akte2_Blockchiffre_Baukasten_LSG.docx
@@ -6899,7 +6899,7 @@
                 <w:color w:val="1F4E8C"/>
                 <w:sz w:val="22"/>
               </w:rPr>
-              <w:t>0111 0111 0111 0111</w:t>
+              <w:t>1001 1001 1001 1001</w:t>
             </w:r>
             <w:r>
               <w:rPr>
